--- a/fra/docx/45.content.docx
+++ b/fra/docx/45.content.docx
@@ -136,13 +136,6 @@
         <w:rPr>
           <w:lang w:val="fr_FR" w:bidi="fr_FR"/>
         </w:rPr>
-      </w:r>
-      <w:r>
-        <w:rPr>
-          <w:i/>
-          <w:lang w:val="fr_FR" w:bidi="fr_FR"/>
-        </w:rPr>
-        <w:t>Romains 1.1–2, Romains 1.3, Romains 1.4, Romains 1.5, Romains 1.8, Romains 1.11, Romains 1.13, Romains 1.16, Romains 1.17, Romains 1.18–19, Romains 1.20, Romains 1.20 (#2), Romains 1.21, Romains 1.24, Romains 1.26–27, Romains 1.28, Romains 1.29, Romains 1.32, Romains 1.32 (#2), Romains 2.1, Romains 2:2, Romains 2.4, Romains 2.5, Romains 2.7, Romains 2.8–9, Romains 2.12, Romains 2.13, Romains 2.14, Romains 2.21, Romains 2.21–22, Romains 2.23–24, Romains 2.25, Romains 2.26, Romains 2.28–29, Romains 2.29, Romains 3.1–2, Romains 3.4, Romains 3.5–6, Romains 3.8, Romains 3.9–10, Romains 3.11, Romains 3.20, Romains 3.20 (#2), Romains 3.21, Romains 3.22, Romains 3.24, Romains 3.25, Romains 3.26, Romains 3.28, Romains 3.30, Romains 3.31, Romains 4.2, Romains 4.3, Romains 4.5, Romains 4.6–8, Romains 4.9–10, Romains 4.11–12, Romains 4.13, Romains 4.14, Romains 4.16, Romains 4.17, Romains 4.18, Romains 4.18–19, Romains 4.20, Romains 4.23–24, Romains 4.25, Romains 5.1, Romains 5.3–4, Romains 5.8, Romains 5.9, Romains 5.10, Romains 5:12, Romains 5.14, Romains 5.15, Romains 5.16, Romains 5.17, Romains 5.19, Romains 5.20, Romains 5.20 (#2), Romains 6.1–2, Romains 6.3, Romains 6.4, Romains 6.5, Romains 6.6, Romains 6.9, Romains 6.10, Romains 6.10–11, Romains 6.10–11 (#2), Romains 6.13, Romains 6.14, Romains 6.18–19, Romains 6.22, Romains 6.23, Romains 6.23 (#2), Romains 7.1, Romains 7.2, Romains 7.3, Romains 7.4, Romains 7.4 (#2), Romains 7.7, Romains 7.7 (#2), Romains 7.8, Romains 7.12, Romains 7.13, Romains 7.16, Romains 7.17, Romains 7.18, Romains 7.21, Romains 7.22, Romains 7.23, Romains 7.25, Romains 8.2, Romains 8.3, Romains 8.4–5, Romains 8.7, Romains 8.9, Romains 8.11, Romains 8.14, Romains 8.15, Romains 8.17, Romains 8.18–19, Romains 8.21, Romains 8.21 (#2), Romains 8.23–25, Romains 8.26–27, Romains 8.28, Romains 8.29, Romains 8.30, Romains 8.32, Romains 8.34, Romains 8.37, Romains 8.39, Romains 9.3, Romains 9.4, Romains 9.6–7, Romains 9.8, Romains 9.8 (#2), Romains 9.10–12, Romains 9.14–16, Romains 9.16, Romains 9.20, Romains 9.22, Romains 9.23, Romains 9.24, Romains 9.27, Romains 9.30, Romains 9.32, Romains 9.32–33, Romains 9.33, Romains 10.1, Romains 10.3, Romains 10.3 (#2), Romains 10.4, Romains 10.8, Romains 10.9, Romains 10.13, Romains 10.14–15, Romains 10.17, Romains 10.18, Romains 10.19, Romains 10.21, Romains 11.1, Romains 11.5, Romains 11.7, Romains 11.8, Romains 11.11, Romains 11.11 (#2), Romains 11.13–17, Romains 11.18, Romains 11.20–21, Romains 11.23–24, Romains 11.25, Romains 11.28–29, Romains 11.30–32, Romains 11.30–32 (#2), Romains 11.33–34, Romains 11.36, Romains 12.1, Romains 12.2, Romains 12.3, Romains 12.4–5, Romains 12.6, Romains 12.10, Romains 12.13, Romains 12.14, Romains 12.16, Romains 12.18, Romains 12.19, Romains 12.21, Romains 13.1, Romains 13.2, Romains 13.3, Romains 13.4, Romains 13.6, Romains 13.8, Romains 13.8 (#2), Romains 13.9, Romains 13.10, Romains 13.12, Romains 13.13, Romains 13.14, Romains 14.2, Romains 14.3, Romains 14.3–4, Romains 14.5, Romains 14.7–8, Romains 14.10, Romains 14.13, Romains 14.14, Romains 14.17, Romains 14.21, Romains 14.23, Romains 15.1–2, Romains 15.3, Romains 15.4, Romains 15.5, Romains 15.8–9, Romains 15.10–11, Romains 15.13, Romains 15.16, Romains 15.18–19, Romains 15.20–21, Romains 15.24, Romains 15.25, Romains 15.27, Romains 15.31, Romains 16.1–2, Romains 16.4, Romains 16.5, Romains 16.7, Romains 16.16, Romains 16.17, Romains 16.17–18, Romains 16.19, Romains 16.20, Romains 16.22, Romains 16.23, Romains 16.25–26, Romains 16.26</w:t>
       </w:r>
       <w:r>
         <w:rPr>

--- a/fra/docx/45.content.docx
+++ b/fra/docx/45.content.docx
@@ -123,19 +123,6 @@
           <w:lang w:val="fr_FR" w:bidi="fr_FR"/>
         </w:rPr>
         <w:t>ROM</w:t>
-      </w:r>
-      <w:r>
-        <w:rPr>
-          <w:lang w:val="fr_FR" w:bidi="fr_FR"/>
-        </w:rPr>
-      </w:r>
-    </w:p>
-    <w:p>
-      <w:pPr/>
-      <w:r>
-        <w:rPr>
-          <w:lang w:val="fr_FR" w:bidi="fr_FR"/>
-        </w:rPr>
       </w:r>
       <w:r>
         <w:rPr>

--- a/fra/docx/45.content.docx
+++ b/fra/docx/45.content.docx
@@ -19,7 +19,7 @@
         <w:rPr>
           <w:lang w:val="fr_FR" w:bidi="fr_FR"/>
         </w:rPr>
-        <w:t>Resource: Questions de Traduction (unfoldingWord)</w:t>
+        <w:t>Resource: unfoldingWord® Translation Questions</w:t>
       </w:r>
       <w:r>
         <w:rPr>
@@ -85,7 +85,7 @@
         <w:rPr>
           <w:lang w:val="fr_FR" w:bidi="fr_FR"/>
         </w:rPr>
-        <w:t>Questions de Traduction (unfoldingWord)</w:t>
+        <w:t>unfoldingWord® Translation Questions</w:t>
       </w:r>
     </w:p>
     <w:p>
